--- a/eng/docx/44.content.docx
+++ b/eng/docx/44.content.docx
@@ -13713,19 +13713,7 @@
         <w:rPr>
           <w:lang w:val="en_US" w:bidi="en_US"/>
         </w:rPr>
-        <w:t xml:space="preserve">Luke wanted to show that Christianity was not against Roman officials or institutions. It could, like Judaism, be permitted in the Roman Empire (see </w:t>
-      </w:r>
-      <w:r>
-        <w:rPr>
-          <w:lang w:val="en_US" w:bidi="en_US"/>
-        </w:rPr>
-        <w:t>Acts Book Introduction</w:t>
-      </w:r>
-      <w:r>
-        <w:rPr>
-          <w:lang w:val="en_US" w:bidi="en_US"/>
-        </w:rPr>
-        <w:t>, “Purposes of Acts: Politics”).</w:t>
+        <w:t>Luke wanted to show that Christianity was not against Roman officials or institutions. It could, like Judaism, be permitted in the Roman Empire (see Acts Book Introduction, “Purposes of Acts: Politics”).</w:t>
       </w:r>
     </w:p>
     <w:p>
@@ -16361,19 +16349,7 @@
         <w:rPr>
           <w:lang w:val="en_US" w:bidi="en_US"/>
         </w:rPr>
-        <w:t xml:space="preserve">; </w:t>
-      </w:r>
-      <w:r>
-        <w:rPr>
-          <w:lang w:val="en_US" w:bidi="en_US"/>
-        </w:rPr>
-        <w:t>James Book Introduction</w:t>
-      </w:r>
-      <w:r>
-        <w:rPr>
-          <w:lang w:val="en_US" w:bidi="en_US"/>
-        </w:rPr>
-        <w:t>, “Date of Writing”).</w:t>
+        <w:t>; James Book Introduction, “Date of Writing”).</w:t>
       </w:r>
       <w:r>
         <w:rPr>
@@ -20235,19 +20211,7 @@
         <w:rPr>
           <w:lang w:val="en_US" w:bidi="en_US"/>
         </w:rPr>
-        <w:t xml:space="preserve">). Paul’s letter to the Galatians was probably addressed to scattered believers in the churches of Lycaonia (see </w:t>
-      </w:r>
-      <w:r>
-        <w:rPr>
-          <w:lang w:val="en_US" w:bidi="en_US"/>
-        </w:rPr>
-        <w:t>Galatians Book Introduction</w:t>
-      </w:r>
-      <w:r>
-        <w:rPr>
-          <w:lang w:val="en_US" w:bidi="en_US"/>
-        </w:rPr>
-        <w:t>, “Recipients”).</w:t>
+        <w:t>). Paul’s letter to the Galatians was probably addressed to scattered believers in the churches of Lycaonia (see Galatians Book Introduction, “Recipients”).</w:t>
       </w:r>
     </w:p>
     <w:p>
@@ -21110,19 +21074,7 @@
         <w:rPr>
           <w:lang w:val="en_US" w:bidi="en_US"/>
         </w:rPr>
-        <w:t xml:space="preserve">These men from Judea were Jewish Christians who taught that circumcision and conversion to Judaism were necessary for salvation. The main issue was how to welcome non-Jews into the Christian community. Paul wrote his letter to the Galatians around this time to oppose the same teaching in Galatia (see </w:t>
-      </w:r>
-      <w:r>
-        <w:rPr>
-          <w:lang w:val="en_US" w:bidi="en_US"/>
-        </w:rPr>
-        <w:t>Galatians Book Introduction</w:t>
-      </w:r>
-      <w:r>
-        <w:rPr>
-          <w:lang w:val="en_US" w:bidi="en_US"/>
-        </w:rPr>
-        <w:t>, “Date of Writing”).</w:t>
+        <w:t>These men from Judea were Jewish Christians who taught that circumcision and conversion to Judaism were necessary for salvation. The main issue was how to welcome non-Jews into the Christian community. Paul wrote his letter to the Galatians around this time to oppose the same teaching in Galatia (see Galatians Book Introduction, “Date of Writing”).</w:t>
       </w:r>
       <w:r>
         <w:rPr>
@@ -26519,19 +26471,7 @@
         <w:rPr>
           <w:lang w:val="en_US" w:bidi="en_US"/>
         </w:rPr>
-        <w:t xml:space="preserve">In Roman times, political power in Achaia was centered in Corinth, an important city-state and a major center for trade. Corinth became known for widespread prostitution, sexual immorality (wrong sexual behavior), and drunkenness (see </w:t>
-      </w:r>
-      <w:r>
-        <w:rPr>
-          <w:lang w:val="en_US" w:bidi="en_US"/>
-        </w:rPr>
-        <w:t>1 Corinthians Book Introduction</w:t>
-      </w:r>
-      <w:r>
-        <w:rPr>
-          <w:lang w:val="en_US" w:bidi="en_US"/>
-        </w:rPr>
-        <w:t xml:space="preserve">, “Setting”). </w:t>
+        <w:t xml:space="preserve">In Roman times, political power in Achaia was centered in Corinth, an important city-state and a major center for trade. Corinth became known for widespread prostitution, sexual immorality (wrong sexual behavior), and drunkenness (see 1 Corinthians Book Introduction, “Setting”). </w:t>
       </w:r>
     </w:p>
     <w:p>
@@ -26944,19 +26884,7 @@
         <w:rPr>
           <w:lang w:val="en_US" w:bidi="en_US"/>
         </w:rPr>
-        <w:t xml:space="preserve">; </w:t>
-      </w:r>
-      <w:r>
-        <w:rPr>
-          <w:lang w:val="en_US" w:bidi="en_US"/>
-        </w:rPr>
-        <w:t>2 Thessalonians Book Introduction</w:t>
-      </w:r>
-      <w:r>
-        <w:rPr>
-          <w:lang w:val="en_US" w:bidi="en_US"/>
-        </w:rPr>
-        <w:t>, “Setting”).</w:t>
+        <w:t>; 2 Thessalonians Book Introduction, “Setting”).</w:t>
       </w:r>
       <w:r>
         <w:rPr>
@@ -28288,19 +28216,7 @@
         <w:rPr>
           <w:lang w:val="en_US" w:bidi="en_US"/>
         </w:rPr>
-        <w:t xml:space="preserve">Paul probably wrote 1 Corinthians during this time (see </w:t>
-      </w:r>
-      <w:r>
-        <w:rPr>
-          <w:lang w:val="en_US" w:bidi="en_US"/>
-        </w:rPr>
-        <w:t>1 Corinthians Book Introduction</w:t>
-      </w:r>
-      <w:r>
-        <w:rPr>
-          <w:lang w:val="en_US" w:bidi="en_US"/>
-        </w:rPr>
-        <w:t>, “Date and Occasion of Writing”).</w:t>
+        <w:t>Paul probably wrote 1 Corinthians during this time (see 1 Corinthians Book Introduction, “Date and Occasion of Writing”).</w:t>
       </w:r>
       <w:r>
         <w:rPr>
@@ -28865,19 +28781,7 @@
         <w:rPr>
           <w:lang w:val="en_US" w:bidi="en_US"/>
         </w:rPr>
-        <w:t xml:space="preserve">He was probably troubled by what he heard about Corinth (see </w:t>
-      </w:r>
-      <w:r>
-        <w:rPr>
-          <w:lang w:val="en_US" w:bidi="en_US"/>
-        </w:rPr>
-        <w:t>1 Corinthians Book Introduction</w:t>
-      </w:r>
-      <w:r>
-        <w:rPr>
-          <w:lang w:val="en_US" w:bidi="en_US"/>
-        </w:rPr>
-        <w:t>). Instead of going right away, he sent Timothy. Timothy carried a letter, 1 Corinthians, from Paul to the Corinthians (</w:t>
+        <w:t>He was probably troubled by what he heard about Corinth (see 1 Corinthians Book Introduction). Instead of going right away, he sent Timothy. Timothy carried a letter, 1 Corinthians, from Paul to the Corinthians (</w:t>
       </w:r>
       <w:r>
         <w:rPr>
@@ -29669,19 +29573,7 @@
         <w:rPr>
           <w:lang w:val="en_US" w:bidi="en_US"/>
         </w:rPr>
-        <w:t xml:space="preserve">). During this time, Paul probably wrote his letter to the Romans (see </w:t>
-      </w:r>
-      <w:r>
-        <w:rPr>
-          <w:lang w:val="en_US" w:bidi="en_US"/>
-        </w:rPr>
-        <w:t>Romans Book Introduction</w:t>
-      </w:r>
-      <w:r>
-        <w:rPr>
-          <w:lang w:val="en_US" w:bidi="en_US"/>
-        </w:rPr>
-        <w:t>, “Date, Place, and Occasion of Writing”).</w:t>
+        <w:t>). During this time, Paul probably wrote his letter to the Romans (see Romans Book Introduction, “Date, Place, and Occasion of Writing”).</w:t>
       </w:r>
     </w:p>
     <w:p>
